--- a/fuentes/12310018_CF3_DU.docx
+++ b/fuentes/12310018_CF3_DU.docx
@@ -1,6 +1,6 @@
 
 <file path=word/document.xml><?xml version="1.0" encoding="utf-8"?>
-<w:document xmlns:wpc="http://schemas.microsoft.com/office/word/2010/wordprocessingCanvas" xmlns:cx="http://schemas.microsoft.com/office/drawing/2014/chartex" xmlns:cx1="http://schemas.microsoft.com/office/drawing/2015/9/8/chartex" xmlns:cx2="http://schemas.microsoft.com/office/drawing/2015/10/21/chartex" xmlns:cx3="http://schemas.microsoft.com/office/drawing/2016/5/9/chartex" xmlns:cx4="http://schemas.microsoft.com/office/drawing/2016/5/10/chartex" xmlns:cx5="http://schemas.microsoft.com/office/drawing/2016/5/11/chartex" xmlns:cx6="http://schemas.microsoft.com/office/drawing/2016/5/12/chartex" xmlns:cx7="http://schemas.microsoft.com/office/drawing/2016/5/13/chartex" xmlns:cx8="http://schemas.microsoft.com/office/drawing/2016/5/14/chartex" xmlns:mc="http://schemas.openxmlformats.org/markup-compatibility/2006" xmlns:aink="http://schemas.microsoft.com/office/drawing/2016/ink" xmlns:am3d="http://schemas.microsoft.com/office/drawing/2017/model3d" xmlns:o="urn:schemas-microsoft-com:office:office" xmlns:oel="http://schemas.microsoft.com/office/2019/extlst" xmlns:r="http://schemas.openxmlformats.org/officeDocument/2006/relationships" xmlns:m="http://schemas.openxmlformats.org/officeDocument/2006/math" xmlns:v="urn:schemas-microsoft-com:vml" xmlns:wp14="http://schemas.microsoft.com/office/word/2010/wordprocessingDrawing" xmlns:wp="http://schemas.openxmlformats.org/drawingml/2006/wordprocessingDrawing" xmlns:w10="urn:schemas-microsoft-com:office:word" xmlns:w="http://schemas.openxmlformats.org/wordprocessingml/2006/main" xmlns:w14="http://schemas.microsoft.com/office/word/2010/wordml" xmlns:w15="http://schemas.microsoft.com/office/word/2012/wordml" xmlns:w16cex="http://schemas.microsoft.com/office/word/2018/wordml/cex" xmlns:w16cid="http://schemas.microsoft.com/office/word/2016/wordml/cid" xmlns:w16="http://schemas.microsoft.com/office/word/2018/wordml" xmlns:w16sdtdh="http://schemas.microsoft.com/office/word/2020/wordml/sdtdatahash" xmlns:w16se="http://schemas.microsoft.com/office/word/2015/wordml/symex" xmlns:wpg="http://schemas.microsoft.com/office/word/2010/wordprocessingGroup" xmlns:wpi="http://schemas.microsoft.com/office/word/2010/wordprocessingInk" xmlns:wne="http://schemas.microsoft.com/office/word/2006/wordml" xmlns:wps="http://schemas.microsoft.com/office/word/2010/wordprocessingShape" mc:Ignorable="w14 w15 w16se w16cid w16 w16cex w16sdtdh wp14">
+<w:document xmlns:wpc="http://schemas.microsoft.com/office/word/2010/wordprocessingCanvas" xmlns:cx="http://schemas.microsoft.com/office/drawing/2014/chartex" xmlns:cx1="http://schemas.microsoft.com/office/drawing/2015/9/8/chartex" xmlns:cx2="http://schemas.microsoft.com/office/drawing/2015/10/21/chartex" xmlns:cx3="http://schemas.microsoft.com/office/drawing/2016/5/9/chartex" xmlns:cx4="http://schemas.microsoft.com/office/drawing/2016/5/10/chartex" xmlns:cx5="http://schemas.microsoft.com/office/drawing/2016/5/11/chartex" xmlns:cx6="http://schemas.microsoft.com/office/drawing/2016/5/12/chartex" xmlns:cx7="http://schemas.microsoft.com/office/drawing/2016/5/13/chartex" xmlns:cx8="http://schemas.microsoft.com/office/drawing/2016/5/14/chartex" xmlns:mc="http://schemas.openxmlformats.org/markup-compatibility/2006" xmlns:m="http://schemas.openxmlformats.org/officeDocument/2006/math" xmlns:aink="http://schemas.microsoft.com/office/drawing/2016/ink" xmlns:am3d="http://schemas.microsoft.com/office/drawing/2017/model3d" xmlns:oel="http://schemas.microsoft.com/office/2019/extlst" xmlns:r="http://schemas.openxmlformats.org/officeDocument/2006/relationships" xmlns:wp14="http://schemas.microsoft.com/office/word/2010/wordprocessingDrawing" xmlns:wp="http://schemas.openxmlformats.org/drawingml/2006/wordprocessingDrawing" xmlns:wpg="http://schemas.microsoft.com/office/word/2010/wordprocessingGroup" xmlns:wpi="http://schemas.microsoft.com/office/word/2010/wordprocessingInk" xmlns:wps="http://schemas.microsoft.com/office/word/2010/wordprocessingShape" xmlns:o="urn:schemas-microsoft-com:office:office" xmlns:v="urn:schemas-microsoft-com:vml" xmlns:w10="urn:schemas-microsoft-com:office:word" xmlns:w="http://schemas.openxmlformats.org/wordprocessingml/2006/main" xmlns:w14="http://schemas.microsoft.com/office/word/2010/wordml" xmlns:w15="http://schemas.microsoft.com/office/word/2012/wordml" xmlns:w16cex="http://schemas.microsoft.com/office/word/2018/wordml/cex" xmlns:w16cid="http://schemas.microsoft.com/office/word/2016/wordml/cid" xmlns:w16="http://schemas.microsoft.com/office/word/2018/wordml" xmlns:w16sdtdh="http://schemas.microsoft.com/office/word/2020/wordml/sdtdatahash" xmlns:w16sdtfl="http://schemas.microsoft.com/office/word/2024/wordml/sdtformatlock" xmlns:w16se="http://schemas.microsoft.com/office/word/2015/wordml/symex" xmlns:w16du="http://schemas.microsoft.com/office/word/2023/wordml/word16du" xmlns:wne="http://schemas.microsoft.com/office/word/2006/wordml" mc:Ignorable="w14 w15 w16se w16cid w16 w16cex w16sdtdh w16sdtfl w16du wp14">
   <w:body>
     <w:p>
       <w:pPr>
@@ -7111,27 +7111,27 @@
     </w:p>
     <w:p>
       <w:r>
-        <w:t>Carvalho, J. A. (2017). Estados financieros: normas IFRS-NIIF. Ecoe Ediciones.</w:t>
-      </w:r>
-    </w:p>
-    <w:p>
-      <w:r>
-        <w:t xml:space="preserve">Congreso de la República de Colombia. (2009). Ley 1314 de 2009 por la cual se regulan los principios y normas de contabilidad e información financiera y de aseguramiento de información aceptados en Colombia. Diario Oficial No. 47.409. </w:t>
+        <w:t xml:space="preserve">Carvalho, J. A. (2017). Estados financieros: normas IFRS-NIIF. </w:t>
+      </w:r>
+      <w:proofErr w:type="spellStart"/>
+      <w:r>
+        <w:t>Ecoe</w:t>
+      </w:r>
+      <w:proofErr w:type="spellEnd"/>
+      <w:r>
+        <w:t xml:space="preserve"> Ediciones.</w:t>
+      </w:r>
+    </w:p>
+    <w:p>
+      <w:r>
+        <w:t>Congreso de la República de Colombia. (2009). Ley 1314 de 2009 por la cual se regulan los principios y normas de contabilidad e información financiera y de aseguramiento de información aceptados en Colombia. Diario Oficial No. 47.409.</w:t>
+      </w:r>
+    </w:p>
+    <w:p>
+      <w:r>
+        <w:t xml:space="preserve">Consejo Técnico de la Contaduría Pública. (2018). Marco conceptual para la información financiera. </w:t>
       </w:r>
       <w:hyperlink r:id="rId22" w:history="1">
-        <w:r>
-          <w:rPr>
-            <w:rStyle w:val="Hipervnculo"/>
-          </w:rPr>
-          <w:t>https://www.suin-juriscol.gov.co/viewDocument.asp?ruta=Leyes%2F1677255</w:t>
-        </w:r>
-      </w:hyperlink>
-    </w:p>
-    <w:p>
-      <w:r>
-        <w:t xml:space="preserve">Consejo Técnico de la Contaduría Pública. (2018). Marco conceptual para la información financiera. </w:t>
-      </w:r>
-      <w:hyperlink r:id="rId23" w:history="1">
         <w:r>
           <w:rPr>
             <w:rStyle w:val="Hipervnculo"/>
@@ -7147,12 +7147,28 @@
     </w:p>
     <w:p>
       <w:r>
-        <w:t>Estupiñán Gaitán, R. (2020). Estado de flujos de efectivo: bajo NIIF. Ecoe Ediciones.</w:t>
-      </w:r>
-    </w:p>
-    <w:p>
-      <w:r>
-        <w:t>Fierro Martínez, Á. M. (2015). Contabilidad general con enfoque NIIF para pymes. Ecoe Ediciones.</w:t>
+        <w:t xml:space="preserve">Estupiñán Gaitán, R. (2020). Estado de flujos de efectivo: bajo NIIF. </w:t>
+      </w:r>
+      <w:proofErr w:type="spellStart"/>
+      <w:r>
+        <w:t>Ecoe</w:t>
+      </w:r>
+      <w:proofErr w:type="spellEnd"/>
+      <w:r>
+        <w:t xml:space="preserve"> Ediciones.</w:t>
+      </w:r>
+    </w:p>
+    <w:p>
+      <w:r>
+        <w:t xml:space="preserve">Fierro Martínez, Á. M. (2015). Contabilidad general con enfoque NIIF para pymes. </w:t>
+      </w:r>
+      <w:proofErr w:type="spellStart"/>
+      <w:r>
+        <w:t>Ecoe</w:t>
+      </w:r>
+      <w:proofErr w:type="spellEnd"/>
+      <w:r>
+        <w:t xml:space="preserve"> Ediciones.</w:t>
       </w:r>
     </w:p>
     <w:p>
@@ -7167,20 +7183,12 @@
       <w:r>
         <w:t xml:space="preserve"> </w:t>
       </w:r>
-      <w:hyperlink r:id="rId24" w:history="1">
-        <w:r>
-          <w:rPr>
-            <w:rStyle w:val="Hipervnculo"/>
-          </w:rPr>
-          <w:t>https://www.suin-juriscol.gov.co/viewDocument.asp?id=1772403</w:t>
-        </w:r>
-      </w:hyperlink>
     </w:p>
     <w:p>
       <w:r>
         <w:t xml:space="preserve">PUC. (2024). Estructura del catálogo de cuentas: codificación y niveles. </w:t>
       </w:r>
-      <w:hyperlink r:id="rId25" w:history="1">
+      <w:hyperlink r:id="rId23" w:history="1">
         <w:r>
           <w:rPr>
             <w:rStyle w:val="Hipervnculo"/>
@@ -7194,7 +7202,6 @@
     </w:p>
     <w:p>
       <w:r>
-        <w:lastRenderedPageBreak/>
         <w:t>Superintendencia de Sociedades. (s.f.). Tips de consolidación y combinación de estados financieros.</w:t>
       </w:r>
     </w:p>
@@ -7386,8 +7393,16 @@
               <w:rPr>
                 <w:lang w:val="es-CO"/>
               </w:rPr>
-              <w:t>Olga Constanza Bermúdez Jaimes</w:t>
-            </w:r>
+              <w:t xml:space="preserve">Olga Constanza Bermúdez </w:t>
+            </w:r>
+            <w:proofErr w:type="spellStart"/>
+            <w:r>
+              <w:rPr>
+                <w:lang w:val="es-CO"/>
+              </w:rPr>
+              <w:t>Jaimes</w:t>
+            </w:r>
+            <w:proofErr w:type="spellEnd"/>
           </w:p>
         </w:tc>
         <w:tc>
@@ -7701,6 +7716,7 @@
               </w:rPr>
               <w:t xml:space="preserve"> </w:t>
             </w:r>
+            <w:proofErr w:type="spellStart"/>
             <w:r>
               <w:rPr>
                 <w:rStyle w:val="Extranjerismo"/>
@@ -7708,6 +7724,7 @@
               </w:rPr>
               <w:t>stack</w:t>
             </w:r>
+            <w:proofErr w:type="spellEnd"/>
           </w:p>
         </w:tc>
         <w:tc>
@@ -7987,12 +8004,28 @@
                 <w:lang w:val="es-CO"/>
               </w:rPr>
             </w:pPr>
+            <w:proofErr w:type="spellStart"/>
             <w:r>
               <w:rPr>
                 <w:lang w:val="es-CO"/>
               </w:rPr>
-              <w:t>Maria Carolina Tamayo Lopez</w:t>
-            </w:r>
+              <w:t>Maria</w:t>
+            </w:r>
+            <w:proofErr w:type="spellEnd"/>
+            <w:r>
+              <w:rPr>
+                <w:lang w:val="es-CO"/>
+              </w:rPr>
+              <w:t xml:space="preserve"> Carolina Tamayo </w:t>
+            </w:r>
+            <w:proofErr w:type="spellStart"/>
+            <w:r>
+              <w:rPr>
+                <w:lang w:val="es-CO"/>
+              </w:rPr>
+              <w:t>Lopez</w:t>
+            </w:r>
+            <w:proofErr w:type="spellEnd"/>
           </w:p>
         </w:tc>
         <w:tc>
@@ -8325,11 +8358,19 @@
                 <w:lang w:val="es-CO"/>
               </w:rPr>
             </w:pPr>
+            <w:proofErr w:type="spellStart"/>
             <w:r>
               <w:rPr>
                 <w:lang w:val="es-CO"/>
               </w:rPr>
-              <w:t>Anyerson Wilfredo Pizo Ossa</w:t>
+              <w:t>Anyerson</w:t>
+            </w:r>
+            <w:proofErr w:type="spellEnd"/>
+            <w:r>
+              <w:rPr>
+                <w:lang w:val="es-CO"/>
+              </w:rPr>
+              <w:t xml:space="preserve"> Wilfredo Pizo Ossa</w:t>
             </w:r>
           </w:p>
         </w:tc>
@@ -8479,8 +8520,8 @@
       </w:pPr>
     </w:p>
     <w:sectPr>
-      <w:headerReference w:type="default" r:id="rId26"/>
-      <w:footerReference w:type="default" r:id="rId27"/>
+      <w:headerReference w:type="default" r:id="rId24"/>
+      <w:footerReference w:type="default" r:id="rId25"/>
       <w:pgSz w:w="12240" w:h="15840"/>
       <w:pgMar w:top="1701" w:right="1134" w:bottom="1134" w:left="1134" w:header="709" w:footer="737" w:gutter="0"/>
       <w:pgNumType w:start="1"/>
@@ -8493,7 +8534,7 @@
 </file>
 
 <file path=word/endnotes.xml><?xml version="1.0" encoding="utf-8"?>
-<w:endnotes xmlns:wpc="http://schemas.microsoft.com/office/word/2010/wordprocessingCanvas" xmlns:cx="http://schemas.microsoft.com/office/drawing/2014/chartex" xmlns:cx1="http://schemas.microsoft.com/office/drawing/2015/9/8/chartex" xmlns:cx2="http://schemas.microsoft.com/office/drawing/2015/10/21/chartex" xmlns:cx3="http://schemas.microsoft.com/office/drawing/2016/5/9/chartex" xmlns:cx4="http://schemas.microsoft.com/office/drawing/2016/5/10/chartex" xmlns:cx5="http://schemas.microsoft.com/office/drawing/2016/5/11/chartex" xmlns:cx6="http://schemas.microsoft.com/office/drawing/2016/5/12/chartex" xmlns:cx7="http://schemas.microsoft.com/office/drawing/2016/5/13/chartex" xmlns:cx8="http://schemas.microsoft.com/office/drawing/2016/5/14/chartex" xmlns:mc="http://schemas.openxmlformats.org/markup-compatibility/2006" xmlns:aink="http://schemas.microsoft.com/office/drawing/2016/ink" xmlns:am3d="http://schemas.microsoft.com/office/drawing/2017/model3d" xmlns:o="urn:schemas-microsoft-com:office:office" xmlns:oel="http://schemas.microsoft.com/office/2019/extlst" xmlns:r="http://schemas.openxmlformats.org/officeDocument/2006/relationships" xmlns:m="http://schemas.openxmlformats.org/officeDocument/2006/math" xmlns:v="urn:schemas-microsoft-com:vml" xmlns:wp14="http://schemas.microsoft.com/office/word/2010/wordprocessingDrawing" xmlns:wp="http://schemas.openxmlformats.org/drawingml/2006/wordprocessingDrawing" xmlns:w10="urn:schemas-microsoft-com:office:word" xmlns:w="http://schemas.openxmlformats.org/wordprocessingml/2006/main" xmlns:w14="http://schemas.microsoft.com/office/word/2010/wordml" xmlns:w15="http://schemas.microsoft.com/office/word/2012/wordml" xmlns:w16cex="http://schemas.microsoft.com/office/word/2018/wordml/cex" xmlns:w16cid="http://schemas.microsoft.com/office/word/2016/wordml/cid" xmlns:w16="http://schemas.microsoft.com/office/word/2018/wordml" xmlns:w16sdtdh="http://schemas.microsoft.com/office/word/2020/wordml/sdtdatahash" xmlns:w16se="http://schemas.microsoft.com/office/word/2015/wordml/symex" xmlns:wpg="http://schemas.microsoft.com/office/word/2010/wordprocessingGroup" xmlns:wpi="http://schemas.microsoft.com/office/word/2010/wordprocessingInk" xmlns:wne="http://schemas.microsoft.com/office/word/2006/wordml" xmlns:wps="http://schemas.microsoft.com/office/word/2010/wordprocessingShape" mc:Ignorable="w14 w15 w16se w16cid w16 w16cex w16sdtdh wp14">
+<w:endnotes xmlns:wpc="http://schemas.microsoft.com/office/word/2010/wordprocessingCanvas" xmlns:cx="http://schemas.microsoft.com/office/drawing/2014/chartex" xmlns:cx1="http://schemas.microsoft.com/office/drawing/2015/9/8/chartex" xmlns:cx2="http://schemas.microsoft.com/office/drawing/2015/10/21/chartex" xmlns:cx3="http://schemas.microsoft.com/office/drawing/2016/5/9/chartex" xmlns:cx4="http://schemas.microsoft.com/office/drawing/2016/5/10/chartex" xmlns:cx5="http://schemas.microsoft.com/office/drawing/2016/5/11/chartex" xmlns:cx6="http://schemas.microsoft.com/office/drawing/2016/5/12/chartex" xmlns:cx7="http://schemas.microsoft.com/office/drawing/2016/5/13/chartex" xmlns:cx8="http://schemas.microsoft.com/office/drawing/2016/5/14/chartex" xmlns:mc="http://schemas.openxmlformats.org/markup-compatibility/2006" xmlns:m="http://schemas.openxmlformats.org/officeDocument/2006/math" xmlns:aink="http://schemas.microsoft.com/office/drawing/2016/ink" xmlns:am3d="http://schemas.microsoft.com/office/drawing/2017/model3d" xmlns:oel="http://schemas.microsoft.com/office/2019/extlst" xmlns:r="http://schemas.openxmlformats.org/officeDocument/2006/relationships" xmlns:wp14="http://schemas.microsoft.com/office/word/2010/wordprocessingDrawing" xmlns:wp="http://schemas.openxmlformats.org/drawingml/2006/wordprocessingDrawing" xmlns:wpg="http://schemas.microsoft.com/office/word/2010/wordprocessingGroup" xmlns:wpi="http://schemas.microsoft.com/office/word/2010/wordprocessingInk" xmlns:wps="http://schemas.microsoft.com/office/word/2010/wordprocessingShape" xmlns:o="urn:schemas-microsoft-com:office:office" xmlns:v="urn:schemas-microsoft-com:vml" xmlns:w10="urn:schemas-microsoft-com:office:word" xmlns:w="http://schemas.openxmlformats.org/wordprocessingml/2006/main" xmlns:w14="http://schemas.microsoft.com/office/word/2010/wordml" xmlns:w15="http://schemas.microsoft.com/office/word/2012/wordml" xmlns:w16cex="http://schemas.microsoft.com/office/word/2018/wordml/cex" xmlns:w16cid="http://schemas.microsoft.com/office/word/2016/wordml/cid" xmlns:w16="http://schemas.microsoft.com/office/word/2018/wordml" xmlns:w16sdtdh="http://schemas.microsoft.com/office/word/2020/wordml/sdtdatahash" xmlns:w16sdtfl="http://schemas.microsoft.com/office/word/2024/wordml/sdtformatlock" xmlns:w16se="http://schemas.microsoft.com/office/word/2015/wordml/symex" xmlns:w16du="http://schemas.microsoft.com/office/word/2023/wordml/word16du" xmlns:wne="http://schemas.microsoft.com/office/word/2006/wordml" mc:Ignorable="w14 w15 w16se w16cid w16 w16cex w16sdtdh w16sdtfl w16du wp14">
   <w:endnote w:type="separator" w:id="-1">
     <w:p>
       <w:pPr>
@@ -8518,7 +8559,7 @@
 </file>
 
 <file path=word/footer1.xml><?xml version="1.0" encoding="utf-8"?>
-<w:ftr xmlns:wpc="http://schemas.microsoft.com/office/word/2010/wordprocessingCanvas" xmlns:cx="http://schemas.microsoft.com/office/drawing/2014/chartex" xmlns:cx1="http://schemas.microsoft.com/office/drawing/2015/9/8/chartex" xmlns:cx2="http://schemas.microsoft.com/office/drawing/2015/10/21/chartex" xmlns:cx3="http://schemas.microsoft.com/office/drawing/2016/5/9/chartex" xmlns:cx4="http://schemas.microsoft.com/office/drawing/2016/5/10/chartex" xmlns:cx5="http://schemas.microsoft.com/office/drawing/2016/5/11/chartex" xmlns:cx6="http://schemas.microsoft.com/office/drawing/2016/5/12/chartex" xmlns:cx7="http://schemas.microsoft.com/office/drawing/2016/5/13/chartex" xmlns:cx8="http://schemas.microsoft.com/office/drawing/2016/5/14/chartex" xmlns:mc="http://schemas.openxmlformats.org/markup-compatibility/2006" xmlns:aink="http://schemas.microsoft.com/office/drawing/2016/ink" xmlns:am3d="http://schemas.microsoft.com/office/drawing/2017/model3d" xmlns:o="urn:schemas-microsoft-com:office:office" xmlns:oel="http://schemas.microsoft.com/office/2019/extlst" xmlns:r="http://schemas.openxmlformats.org/officeDocument/2006/relationships" xmlns:m="http://schemas.openxmlformats.org/officeDocument/2006/math" xmlns:v="urn:schemas-microsoft-com:vml" xmlns:wp14="http://schemas.microsoft.com/office/word/2010/wordprocessingDrawing" xmlns:wp="http://schemas.openxmlformats.org/drawingml/2006/wordprocessingDrawing" xmlns:w10="urn:schemas-microsoft-com:office:word" xmlns:w="http://schemas.openxmlformats.org/wordprocessingml/2006/main" xmlns:w14="http://schemas.microsoft.com/office/word/2010/wordml" xmlns:w15="http://schemas.microsoft.com/office/word/2012/wordml" xmlns:w16cex="http://schemas.microsoft.com/office/word/2018/wordml/cex" xmlns:w16cid="http://schemas.microsoft.com/office/word/2016/wordml/cid" xmlns:w16="http://schemas.microsoft.com/office/word/2018/wordml" xmlns:w16sdtdh="http://schemas.microsoft.com/office/word/2020/wordml/sdtdatahash" xmlns:w16se="http://schemas.microsoft.com/office/word/2015/wordml/symex" xmlns:wpg="http://schemas.microsoft.com/office/word/2010/wordprocessingGroup" xmlns:wpi="http://schemas.microsoft.com/office/word/2010/wordprocessingInk" xmlns:wne="http://schemas.microsoft.com/office/word/2006/wordml" xmlns:wps="http://schemas.microsoft.com/office/word/2010/wordprocessingShape" mc:Ignorable="w14 w15 w16se w16cid w16 w16cex w16sdtdh wp14">
+<w:ftr xmlns:wpc="http://schemas.microsoft.com/office/word/2010/wordprocessingCanvas" xmlns:cx="http://schemas.microsoft.com/office/drawing/2014/chartex" xmlns:cx1="http://schemas.microsoft.com/office/drawing/2015/9/8/chartex" xmlns:cx2="http://schemas.microsoft.com/office/drawing/2015/10/21/chartex" xmlns:cx3="http://schemas.microsoft.com/office/drawing/2016/5/9/chartex" xmlns:cx4="http://schemas.microsoft.com/office/drawing/2016/5/10/chartex" xmlns:cx5="http://schemas.microsoft.com/office/drawing/2016/5/11/chartex" xmlns:cx6="http://schemas.microsoft.com/office/drawing/2016/5/12/chartex" xmlns:cx7="http://schemas.microsoft.com/office/drawing/2016/5/13/chartex" xmlns:cx8="http://schemas.microsoft.com/office/drawing/2016/5/14/chartex" xmlns:mc="http://schemas.openxmlformats.org/markup-compatibility/2006" xmlns:m="http://schemas.openxmlformats.org/officeDocument/2006/math" xmlns:aink="http://schemas.microsoft.com/office/drawing/2016/ink" xmlns:am3d="http://schemas.microsoft.com/office/drawing/2017/model3d" xmlns:oel="http://schemas.microsoft.com/office/2019/extlst" xmlns:r="http://schemas.openxmlformats.org/officeDocument/2006/relationships" xmlns:wp14="http://schemas.microsoft.com/office/word/2010/wordprocessingDrawing" xmlns:wp="http://schemas.openxmlformats.org/drawingml/2006/wordprocessingDrawing" xmlns:wpg="http://schemas.microsoft.com/office/word/2010/wordprocessingGroup" xmlns:wpi="http://schemas.microsoft.com/office/word/2010/wordprocessingInk" xmlns:wps="http://schemas.microsoft.com/office/word/2010/wordprocessingShape" xmlns:o="urn:schemas-microsoft-com:office:office" xmlns:v="urn:schemas-microsoft-com:vml" xmlns:w10="urn:schemas-microsoft-com:office:word" xmlns:w="http://schemas.openxmlformats.org/wordprocessingml/2006/main" xmlns:w14="http://schemas.microsoft.com/office/word/2010/wordml" xmlns:w15="http://schemas.microsoft.com/office/word/2012/wordml" xmlns:w16cex="http://schemas.microsoft.com/office/word/2018/wordml/cex" xmlns:w16cid="http://schemas.microsoft.com/office/word/2016/wordml/cid" xmlns:w16="http://schemas.microsoft.com/office/word/2018/wordml" xmlns:w16sdtdh="http://schemas.microsoft.com/office/word/2020/wordml/sdtdatahash" xmlns:w16sdtfl="http://schemas.microsoft.com/office/word/2024/wordml/sdtformatlock" xmlns:w16se="http://schemas.microsoft.com/office/word/2015/wordml/symex" xmlns:w16du="http://schemas.microsoft.com/office/word/2023/wordml/word16du" xmlns:wne="http://schemas.microsoft.com/office/word/2006/wordml" mc:Ignorable="w14 w15 w16se w16cid w16 w16cex w16sdtdh w16sdtfl w16du wp14">
   <w:sdt>
     <w:sdtPr>
       <w:id w:val="-1465197936"/>
@@ -8546,7 +8587,13 @@
           <w:rPr>
             <w:noProof/>
           </w:rPr>
-          <w:t>15</w:t>
+          <w:t>1</w:t>
+        </w:r>
+        <w:r>
+          <w:rPr>
+            <w:noProof/>
+          </w:rPr>
+          <w:t>5</w:t>
         </w:r>
         <w:r>
           <w:fldChar w:fldCharType="end"/>
@@ -8563,7 +8610,7 @@
 </file>
 
 <file path=word/footnotes.xml><?xml version="1.0" encoding="utf-8"?>
-<w:footnotes xmlns:wpc="http://schemas.microsoft.com/office/word/2010/wordprocessingCanvas" xmlns:cx="http://schemas.microsoft.com/office/drawing/2014/chartex" xmlns:cx1="http://schemas.microsoft.com/office/drawing/2015/9/8/chartex" xmlns:cx2="http://schemas.microsoft.com/office/drawing/2015/10/21/chartex" xmlns:cx3="http://schemas.microsoft.com/office/drawing/2016/5/9/chartex" xmlns:cx4="http://schemas.microsoft.com/office/drawing/2016/5/10/chartex" xmlns:cx5="http://schemas.microsoft.com/office/drawing/2016/5/11/chartex" xmlns:cx6="http://schemas.microsoft.com/office/drawing/2016/5/12/chartex" xmlns:cx7="http://schemas.microsoft.com/office/drawing/2016/5/13/chartex" xmlns:cx8="http://schemas.microsoft.com/office/drawing/2016/5/14/chartex" xmlns:mc="http://schemas.openxmlformats.org/markup-compatibility/2006" xmlns:aink="http://schemas.microsoft.com/office/drawing/2016/ink" xmlns:am3d="http://schemas.microsoft.com/office/drawing/2017/model3d" xmlns:o="urn:schemas-microsoft-com:office:office" xmlns:oel="http://schemas.microsoft.com/office/2019/extlst" xmlns:r="http://schemas.openxmlformats.org/officeDocument/2006/relationships" xmlns:m="http://schemas.openxmlformats.org/officeDocument/2006/math" xmlns:v="urn:schemas-microsoft-com:vml" xmlns:wp14="http://schemas.microsoft.com/office/word/2010/wordprocessingDrawing" xmlns:wp="http://schemas.openxmlformats.org/drawingml/2006/wordprocessingDrawing" xmlns:w10="urn:schemas-microsoft-com:office:word" xmlns:w="http://schemas.openxmlformats.org/wordprocessingml/2006/main" xmlns:w14="http://schemas.microsoft.com/office/word/2010/wordml" xmlns:w15="http://schemas.microsoft.com/office/word/2012/wordml" xmlns:w16cex="http://schemas.microsoft.com/office/word/2018/wordml/cex" xmlns:w16cid="http://schemas.microsoft.com/office/word/2016/wordml/cid" xmlns:w16="http://schemas.microsoft.com/office/word/2018/wordml" xmlns:w16sdtdh="http://schemas.microsoft.com/office/word/2020/wordml/sdtdatahash" xmlns:w16se="http://schemas.microsoft.com/office/word/2015/wordml/symex" xmlns:wpg="http://schemas.microsoft.com/office/word/2010/wordprocessingGroup" xmlns:wpi="http://schemas.microsoft.com/office/word/2010/wordprocessingInk" xmlns:wne="http://schemas.microsoft.com/office/word/2006/wordml" xmlns:wps="http://schemas.microsoft.com/office/word/2010/wordprocessingShape" mc:Ignorable="w14 w15 w16se w16cid w16 w16cex w16sdtdh wp14">
+<w:footnotes xmlns:wpc="http://schemas.microsoft.com/office/word/2010/wordprocessingCanvas" xmlns:cx="http://schemas.microsoft.com/office/drawing/2014/chartex" xmlns:cx1="http://schemas.microsoft.com/office/drawing/2015/9/8/chartex" xmlns:cx2="http://schemas.microsoft.com/office/drawing/2015/10/21/chartex" xmlns:cx3="http://schemas.microsoft.com/office/drawing/2016/5/9/chartex" xmlns:cx4="http://schemas.microsoft.com/office/drawing/2016/5/10/chartex" xmlns:cx5="http://schemas.microsoft.com/office/drawing/2016/5/11/chartex" xmlns:cx6="http://schemas.microsoft.com/office/drawing/2016/5/12/chartex" xmlns:cx7="http://schemas.microsoft.com/office/drawing/2016/5/13/chartex" xmlns:cx8="http://schemas.microsoft.com/office/drawing/2016/5/14/chartex" xmlns:mc="http://schemas.openxmlformats.org/markup-compatibility/2006" xmlns:m="http://schemas.openxmlformats.org/officeDocument/2006/math" xmlns:aink="http://schemas.microsoft.com/office/drawing/2016/ink" xmlns:am3d="http://schemas.microsoft.com/office/drawing/2017/model3d" xmlns:oel="http://schemas.microsoft.com/office/2019/extlst" xmlns:r="http://schemas.openxmlformats.org/officeDocument/2006/relationships" xmlns:wp14="http://schemas.microsoft.com/office/word/2010/wordprocessingDrawing" xmlns:wp="http://schemas.openxmlformats.org/drawingml/2006/wordprocessingDrawing" xmlns:wpg="http://schemas.microsoft.com/office/word/2010/wordprocessingGroup" xmlns:wpi="http://schemas.microsoft.com/office/word/2010/wordprocessingInk" xmlns:wps="http://schemas.microsoft.com/office/word/2010/wordprocessingShape" xmlns:o="urn:schemas-microsoft-com:office:office" xmlns:v="urn:schemas-microsoft-com:vml" xmlns:w10="urn:schemas-microsoft-com:office:word" xmlns:w="http://schemas.openxmlformats.org/wordprocessingml/2006/main" xmlns:w14="http://schemas.microsoft.com/office/word/2010/wordml" xmlns:w15="http://schemas.microsoft.com/office/word/2012/wordml" xmlns:w16cex="http://schemas.microsoft.com/office/word/2018/wordml/cex" xmlns:w16cid="http://schemas.microsoft.com/office/word/2016/wordml/cid" xmlns:w16="http://schemas.microsoft.com/office/word/2018/wordml" xmlns:w16sdtdh="http://schemas.microsoft.com/office/word/2020/wordml/sdtdatahash" xmlns:w16sdtfl="http://schemas.microsoft.com/office/word/2024/wordml/sdtformatlock" xmlns:w16se="http://schemas.microsoft.com/office/word/2015/wordml/symex" xmlns:w16du="http://schemas.microsoft.com/office/word/2023/wordml/word16du" xmlns:wne="http://schemas.microsoft.com/office/word/2006/wordml" mc:Ignorable="w14 w15 w16se w16cid w16 w16cex w16sdtdh w16sdtfl w16du wp14">
   <w:footnote w:type="separator" w:id="-1">
     <w:p>
       <w:pPr>
@@ -8588,7 +8635,7 @@
 </file>
 
 <file path=word/header1.xml><?xml version="1.0" encoding="utf-8"?>
-<w:hdr xmlns:wpc="http://schemas.microsoft.com/office/word/2010/wordprocessingCanvas" xmlns:cx="http://schemas.microsoft.com/office/drawing/2014/chartex" xmlns:cx1="http://schemas.microsoft.com/office/drawing/2015/9/8/chartex" xmlns:cx2="http://schemas.microsoft.com/office/drawing/2015/10/21/chartex" xmlns:cx3="http://schemas.microsoft.com/office/drawing/2016/5/9/chartex" xmlns:cx4="http://schemas.microsoft.com/office/drawing/2016/5/10/chartex" xmlns:cx5="http://schemas.microsoft.com/office/drawing/2016/5/11/chartex" xmlns:cx6="http://schemas.microsoft.com/office/drawing/2016/5/12/chartex" xmlns:cx7="http://schemas.microsoft.com/office/drawing/2016/5/13/chartex" xmlns:cx8="http://schemas.microsoft.com/office/drawing/2016/5/14/chartex" xmlns:mc="http://schemas.openxmlformats.org/markup-compatibility/2006" xmlns:aink="http://schemas.microsoft.com/office/drawing/2016/ink" xmlns:am3d="http://schemas.microsoft.com/office/drawing/2017/model3d" xmlns:o="urn:schemas-microsoft-com:office:office" xmlns:oel="http://schemas.microsoft.com/office/2019/extlst" xmlns:r="http://schemas.openxmlformats.org/officeDocument/2006/relationships" xmlns:m="http://schemas.openxmlformats.org/officeDocument/2006/math" xmlns:v="urn:schemas-microsoft-com:vml" xmlns:wp14="http://schemas.microsoft.com/office/word/2010/wordprocessingDrawing" xmlns:wp="http://schemas.openxmlformats.org/drawingml/2006/wordprocessingDrawing" xmlns:w10="urn:schemas-microsoft-com:office:word" xmlns:w="http://schemas.openxmlformats.org/wordprocessingml/2006/main" xmlns:w14="http://schemas.microsoft.com/office/word/2010/wordml" xmlns:w15="http://schemas.microsoft.com/office/word/2012/wordml" xmlns:w16cex="http://schemas.microsoft.com/office/word/2018/wordml/cex" xmlns:w16cid="http://schemas.microsoft.com/office/word/2016/wordml/cid" xmlns:w16="http://schemas.microsoft.com/office/word/2018/wordml" xmlns:w16sdtdh="http://schemas.microsoft.com/office/word/2020/wordml/sdtdatahash" xmlns:w16se="http://schemas.microsoft.com/office/word/2015/wordml/symex" xmlns:wpg="http://schemas.microsoft.com/office/word/2010/wordprocessingGroup" xmlns:wpi="http://schemas.microsoft.com/office/word/2010/wordprocessingInk" xmlns:wne="http://schemas.microsoft.com/office/word/2006/wordml" xmlns:wps="http://schemas.microsoft.com/office/word/2010/wordprocessingShape" mc:Ignorable="w14 w15 w16se w16cid w16 w16cex w16sdtdh wp14">
+<w:hdr xmlns:wpc="http://schemas.microsoft.com/office/word/2010/wordprocessingCanvas" xmlns:cx="http://schemas.microsoft.com/office/drawing/2014/chartex" xmlns:cx1="http://schemas.microsoft.com/office/drawing/2015/9/8/chartex" xmlns:cx2="http://schemas.microsoft.com/office/drawing/2015/10/21/chartex" xmlns:cx3="http://schemas.microsoft.com/office/drawing/2016/5/9/chartex" xmlns:cx4="http://schemas.microsoft.com/office/drawing/2016/5/10/chartex" xmlns:cx5="http://schemas.microsoft.com/office/drawing/2016/5/11/chartex" xmlns:cx6="http://schemas.microsoft.com/office/drawing/2016/5/12/chartex" xmlns:cx7="http://schemas.microsoft.com/office/drawing/2016/5/13/chartex" xmlns:cx8="http://schemas.microsoft.com/office/drawing/2016/5/14/chartex" xmlns:mc="http://schemas.openxmlformats.org/markup-compatibility/2006" xmlns:m="http://schemas.openxmlformats.org/officeDocument/2006/math" xmlns:aink="http://schemas.microsoft.com/office/drawing/2016/ink" xmlns:am3d="http://schemas.microsoft.com/office/drawing/2017/model3d" xmlns:oel="http://schemas.microsoft.com/office/2019/extlst" xmlns:r="http://schemas.openxmlformats.org/officeDocument/2006/relationships" xmlns:wp14="http://schemas.microsoft.com/office/word/2010/wordprocessingDrawing" xmlns:wp="http://schemas.openxmlformats.org/drawingml/2006/wordprocessingDrawing" xmlns:wpg="http://schemas.microsoft.com/office/word/2010/wordprocessingGroup" xmlns:wpi="http://schemas.microsoft.com/office/word/2010/wordprocessingInk" xmlns:wps="http://schemas.microsoft.com/office/word/2010/wordprocessingShape" xmlns:o="urn:schemas-microsoft-com:office:office" xmlns:v="urn:schemas-microsoft-com:vml" xmlns:w10="urn:schemas-microsoft-com:office:word" xmlns:w="http://schemas.openxmlformats.org/wordprocessingml/2006/main" xmlns:w14="http://schemas.microsoft.com/office/word/2010/wordml" xmlns:w15="http://schemas.microsoft.com/office/word/2012/wordml" xmlns:w16cex="http://schemas.microsoft.com/office/word/2018/wordml/cex" xmlns:w16cid="http://schemas.microsoft.com/office/word/2016/wordml/cid" xmlns:w16="http://schemas.microsoft.com/office/word/2018/wordml" xmlns:w16sdtdh="http://schemas.microsoft.com/office/word/2020/wordml/sdtdatahash" xmlns:w16sdtfl="http://schemas.microsoft.com/office/word/2024/wordml/sdtformatlock" xmlns:w16se="http://schemas.microsoft.com/office/word/2015/wordml/symex" xmlns:w16du="http://schemas.microsoft.com/office/word/2023/wordml/word16du" xmlns:wne="http://schemas.microsoft.com/office/word/2006/wordml" mc:Ignorable="w14 w15 w16se w16cid w16 w16cex w16sdtdh w16sdtfl w16du wp14">
   <w:p>
     <w:pPr>
       <w:pStyle w:val="Encabezado"/>
@@ -8674,7 +8721,7 @@
 </file>
 
 <file path=word/numbering.xml><?xml version="1.0" encoding="utf-8"?>
-<w:numbering xmlns:wpc="http://schemas.microsoft.com/office/word/2010/wordprocessingCanvas" xmlns:cx="http://schemas.microsoft.com/office/drawing/2014/chartex" xmlns:cx1="http://schemas.microsoft.com/office/drawing/2015/9/8/chartex" xmlns:cx2="http://schemas.microsoft.com/office/drawing/2015/10/21/chartex" xmlns:cx3="http://schemas.microsoft.com/office/drawing/2016/5/9/chartex" xmlns:cx4="http://schemas.microsoft.com/office/drawing/2016/5/10/chartex" xmlns:cx5="http://schemas.microsoft.com/office/drawing/2016/5/11/chartex" xmlns:cx6="http://schemas.microsoft.com/office/drawing/2016/5/12/chartex" xmlns:cx7="http://schemas.microsoft.com/office/drawing/2016/5/13/chartex" xmlns:cx8="http://schemas.microsoft.com/office/drawing/2016/5/14/chartex" xmlns:mc="http://schemas.openxmlformats.org/markup-compatibility/2006" xmlns:aink="http://schemas.microsoft.com/office/drawing/2016/ink" xmlns:am3d="http://schemas.microsoft.com/office/drawing/2017/model3d" xmlns:o="urn:schemas-microsoft-com:office:office" xmlns:oel="http://schemas.microsoft.com/office/2019/extlst" xmlns:r="http://schemas.openxmlformats.org/officeDocument/2006/relationships" xmlns:m="http://schemas.openxmlformats.org/officeDocument/2006/math" xmlns:v="urn:schemas-microsoft-com:vml" xmlns:wp14="http://schemas.microsoft.com/office/word/2010/wordprocessingDrawing" xmlns:wp="http://schemas.openxmlformats.org/drawingml/2006/wordprocessingDrawing" xmlns:w10="urn:schemas-microsoft-com:office:word" xmlns:w="http://schemas.openxmlformats.org/wordprocessingml/2006/main" xmlns:w14="http://schemas.microsoft.com/office/word/2010/wordml" xmlns:w15="http://schemas.microsoft.com/office/word/2012/wordml" xmlns:w16cex="http://schemas.microsoft.com/office/word/2018/wordml/cex" xmlns:w16cid="http://schemas.microsoft.com/office/word/2016/wordml/cid" xmlns:w16="http://schemas.microsoft.com/office/word/2018/wordml" xmlns:w16sdtdh="http://schemas.microsoft.com/office/word/2020/wordml/sdtdatahash" xmlns:w16se="http://schemas.microsoft.com/office/word/2015/wordml/symex" xmlns:wpg="http://schemas.microsoft.com/office/word/2010/wordprocessingGroup" xmlns:wpi="http://schemas.microsoft.com/office/word/2010/wordprocessingInk" xmlns:wne="http://schemas.microsoft.com/office/word/2006/wordml" xmlns:wps="http://schemas.microsoft.com/office/word/2010/wordprocessingShape" mc:Ignorable="w14 w15 w16se w16cid w16 w16cex w16sdtdh wp14">
+<w:numbering xmlns:wpc="http://schemas.microsoft.com/office/word/2010/wordprocessingCanvas" xmlns:cx="http://schemas.microsoft.com/office/drawing/2014/chartex" xmlns:cx1="http://schemas.microsoft.com/office/drawing/2015/9/8/chartex" xmlns:cx2="http://schemas.microsoft.com/office/drawing/2015/10/21/chartex" xmlns:cx3="http://schemas.microsoft.com/office/drawing/2016/5/9/chartex" xmlns:cx4="http://schemas.microsoft.com/office/drawing/2016/5/10/chartex" xmlns:cx5="http://schemas.microsoft.com/office/drawing/2016/5/11/chartex" xmlns:cx6="http://schemas.microsoft.com/office/drawing/2016/5/12/chartex" xmlns:cx7="http://schemas.microsoft.com/office/drawing/2016/5/13/chartex" xmlns:cx8="http://schemas.microsoft.com/office/drawing/2016/5/14/chartex" xmlns:mc="http://schemas.openxmlformats.org/markup-compatibility/2006" xmlns:m="http://schemas.openxmlformats.org/officeDocument/2006/math" xmlns:aink="http://schemas.microsoft.com/office/drawing/2016/ink" xmlns:am3d="http://schemas.microsoft.com/office/drawing/2017/model3d" xmlns:oel="http://schemas.microsoft.com/office/2019/extlst" xmlns:r="http://schemas.openxmlformats.org/officeDocument/2006/relationships" xmlns:wp14="http://schemas.microsoft.com/office/word/2010/wordprocessingDrawing" xmlns:wp="http://schemas.openxmlformats.org/drawingml/2006/wordprocessingDrawing" xmlns:wpg="http://schemas.microsoft.com/office/word/2010/wordprocessingGroup" xmlns:wpi="http://schemas.microsoft.com/office/word/2010/wordprocessingInk" xmlns:wps="http://schemas.microsoft.com/office/word/2010/wordprocessingShape" xmlns:o="urn:schemas-microsoft-com:office:office" xmlns:v="urn:schemas-microsoft-com:vml" xmlns:w10="urn:schemas-microsoft-com:office:word" xmlns:w="http://schemas.openxmlformats.org/wordprocessingml/2006/main" xmlns:w14="http://schemas.microsoft.com/office/word/2010/wordml" xmlns:w15="http://schemas.microsoft.com/office/word/2012/wordml" xmlns:w16cex="http://schemas.microsoft.com/office/word/2018/wordml/cex" xmlns:w16cid="http://schemas.microsoft.com/office/word/2016/wordml/cid" xmlns:w16="http://schemas.microsoft.com/office/word/2018/wordml" xmlns:w16sdtdh="http://schemas.microsoft.com/office/word/2020/wordml/sdtdatahash" xmlns:w16sdtfl="http://schemas.microsoft.com/office/word/2024/wordml/sdtformatlock" xmlns:w16se="http://schemas.microsoft.com/office/word/2015/wordml/symex" xmlns:w16du="http://schemas.microsoft.com/office/word/2023/wordml/word16du" xmlns:wne="http://schemas.microsoft.com/office/word/2006/wordml" mc:Ignorable="w14 w15 w16se w16cid w16 w16cex w16sdtdh w16sdtfl w16du wp14">
   <w:abstractNum w:abstractNumId="0" w15:restartNumberingAfterBreak="0">
     <w:nsid w:val="FFFFFF89"/>
     <w:multiLevelType w:val="singleLevel"/>
@@ -12380,7 +12427,7 @@
 </file>
 
 <file path=word/styles.xml><?xml version="1.0" encoding="utf-8"?>
-<w:styles xmlns:mc="http://schemas.openxmlformats.org/markup-compatibility/2006" xmlns:r="http://schemas.openxmlformats.org/officeDocument/2006/relationships" xmlns:w="http://schemas.openxmlformats.org/wordprocessingml/2006/main" xmlns:w14="http://schemas.microsoft.com/office/word/2010/wordml" xmlns:w15="http://schemas.microsoft.com/office/word/2012/wordml" xmlns:w16cex="http://schemas.microsoft.com/office/word/2018/wordml/cex" xmlns:w16cid="http://schemas.microsoft.com/office/word/2016/wordml/cid" xmlns:w16="http://schemas.microsoft.com/office/word/2018/wordml" xmlns:w16sdtdh="http://schemas.microsoft.com/office/word/2020/wordml/sdtdatahash" xmlns:w16se="http://schemas.microsoft.com/office/word/2015/wordml/symex" mc:Ignorable="w14 w15 w16se w16cid w16 w16cex w16sdtdh">
+<w:styles xmlns:mc="http://schemas.openxmlformats.org/markup-compatibility/2006" xmlns:r="http://schemas.openxmlformats.org/officeDocument/2006/relationships" xmlns:w="http://schemas.openxmlformats.org/wordprocessingml/2006/main" xmlns:w14="http://schemas.microsoft.com/office/word/2010/wordml" xmlns:w15="http://schemas.microsoft.com/office/word/2012/wordml" xmlns:w16cex="http://schemas.microsoft.com/office/word/2018/wordml/cex" xmlns:w16cid="http://schemas.microsoft.com/office/word/2016/wordml/cid" xmlns:w16="http://schemas.microsoft.com/office/word/2018/wordml" xmlns:w16sdtdh="http://schemas.microsoft.com/office/word/2020/wordml/sdtdatahash" xmlns:w16sdtfl="http://schemas.microsoft.com/office/word/2024/wordml/sdtformatlock" xmlns:w16se="http://schemas.microsoft.com/office/word/2015/wordml/symex" xmlns:w16du="http://schemas.microsoft.com/office/word/2023/wordml/word16du" mc:Ignorable="w14 w15 w16se w16cid w16 w16cex w16sdtdh w16sdtfl w16du">
   <w:docDefaults>
     <w:rPrDefault>
       <w:rPr>
@@ -13728,7 +13775,7 @@
       </w:rPr>
     </w:tblStylePr>
   </w:style>
-  <w:style w:type="character" w:styleId="Textoennegrita">
+  <w:style w:type="character" w:styleId="Fuerte">
     <w:name w:val="Strong"/>
     <w:basedOn w:val="Fuentedeprrafopredeter"/>
     <w:uiPriority w:val="22"/>
@@ -14121,19 +14168,6 @@
 </file>
 
 <file path=customXml/item1.xml><?xml version="1.0" encoding="utf-8"?>
-<b:Sources xmlns:b="http://schemas.openxmlformats.org/officeDocument/2006/bibliography" xmlns="http://schemas.openxmlformats.org/officeDocument/2006/bibliography" SelectedStyle="\APASixthEditionOfficeOnline.xsl" StyleName="APA" Version="6"/>
-</file>
-
-<file path=customXml/item2.xml><?xml version="1.0" encoding="utf-8"?>
-<?mso-contentType ?>
-<FormTemplates xmlns="http://schemas.microsoft.com/sharepoint/v3/contenttype/forms">
-  <Display>DocumentLibraryForm</Display>
-  <Edit>DocumentLibraryForm</Edit>
-  <New>DocumentLibraryForm</New>
-</FormTemplates>
-</file>
-
-<file path=customXml/item3.xml><?xml version="1.0" encoding="utf-8"?>
 <p:properties xmlns:p="http://schemas.microsoft.com/office/2006/metadata/properties" xmlns:xsi="http://www.w3.org/2001/XMLSchema-instance" xmlns:pc="http://schemas.microsoft.com/office/infopath/2007/PartnerControls">
   <documentManagement>
     <TaxCatchAll xmlns="13c90a0b-73bc-4dc0-be5f-28d77b615beb" xsi:nil="true"/>
@@ -14144,7 +14178,7 @@
 </p:properties>
 </file>
 
-<file path=customXml/item4.xml><?xml version="1.0" encoding="utf-8"?>
+<file path=customXml/item2.xml><?xml version="1.0" encoding="utf-8"?>
 <ct:contentTypeSchema xmlns:ct="http://schemas.microsoft.com/office/2006/metadata/contentType" xmlns:ma="http://schemas.microsoft.com/office/2006/metadata/properties/metaAttributes" ct:_="" ma:_="" ma:contentTypeName="Documento" ma:contentTypeID="0x0101006A81D6BD42E8DF4C91013959704817E1" ma:contentTypeVersion="15" ma:contentTypeDescription="Crear nuevo documento." ma:contentTypeScope="" ma:versionID="bf4f72ffd194f0963ff564daca6869f7">
   <xsd:schema xmlns:xsd="http://www.w3.org/2001/XMLSchema" xmlns:xs="http://www.w3.org/2001/XMLSchema" xmlns:p="http://schemas.microsoft.com/office/2006/metadata/properties" xmlns:ns2="13c90a0b-73bc-4dc0-be5f-28d77b615beb" xmlns:ns3="13c93bba-48ce-428c-bfe5-88b42c19b028" targetNamespace="http://schemas.microsoft.com/office/2006/metadata/properties" ma:root="true" ma:fieldsID="8718d6f4873a5b1392a45044efa78385" ns2:_="" ns3:_="">
     <xsd:import namespace="13c90a0b-73bc-4dc0-be5f-28d77b615beb"/>
@@ -14379,7 +14413,50 @@
 </ct:contentTypeSchema>
 </file>
 
+<file path=customXml/item3.xml><?xml version="1.0" encoding="utf-8"?>
+<b:Sources xmlns:b="http://schemas.openxmlformats.org/officeDocument/2006/bibliography" xmlns="http://schemas.openxmlformats.org/officeDocument/2006/bibliography" SelectedStyle="\APASixthEditionOfficeOnline.xsl" StyleName="APA" Version="6"/>
+</file>
+
+<file path=customXml/item4.xml><?xml version="1.0" encoding="utf-8"?>
+<?mso-contentType ?>
+<FormTemplates xmlns="http://schemas.microsoft.com/sharepoint/v3/contenttype/forms">
+  <Display>DocumentLibraryForm</Display>
+  <Edit>DocumentLibraryForm</Edit>
+  <New>DocumentLibraryForm</New>
+</FormTemplates>
+</file>
+
 <file path=customXml/itemProps1.xml><?xml version="1.0" encoding="utf-8"?>
+<ds:datastoreItem xmlns:ds="http://schemas.openxmlformats.org/officeDocument/2006/customXml" ds:itemID="{1279454D-02BE-4A9C-A117-DCD1573E2608}">
+  <ds:schemaRefs>
+    <ds:schemaRef ds:uri="http://schemas.microsoft.com/office/2006/metadata/properties"/>
+    <ds:schemaRef ds:uri="http://schemas.microsoft.com/office/infopath/2007/PartnerControls"/>
+    <ds:schemaRef ds:uri="13c90a0b-73bc-4dc0-be5f-28d77b615beb"/>
+    <ds:schemaRef ds:uri="13c93bba-48ce-428c-bfe5-88b42c19b028"/>
+  </ds:schemaRefs>
+</ds:datastoreItem>
+</file>
+
+<file path=customXml/itemProps2.xml><?xml version="1.0" encoding="utf-8"?>
+<ds:datastoreItem xmlns:ds="http://schemas.openxmlformats.org/officeDocument/2006/customXml" ds:itemID="{AAEFF7DE-8C28-4B77-8092-77ADD4D65253}">
+  <ds:schemaRefs>
+    <ds:schemaRef ds:uri="http://schemas.microsoft.com/office/2006/metadata/contentType"/>
+    <ds:schemaRef ds:uri="http://schemas.microsoft.com/office/2006/metadata/properties/metaAttributes"/>
+    <ds:schemaRef ds:uri="http://www.w3.org/2001/XMLSchema"/>
+    <ds:schemaRef ds:uri="http://schemas.microsoft.com/office/2006/metadata/properties"/>
+    <ds:schemaRef ds:uri="13c90a0b-73bc-4dc0-be5f-28d77b615beb"/>
+    <ds:schemaRef ds:uri="13c93bba-48ce-428c-bfe5-88b42c19b028"/>
+    <ds:schemaRef ds:uri="http://schemas.microsoft.com/office/2006/documentManagement/types"/>
+    <ds:schemaRef ds:uri="http://schemas.microsoft.com/office/infopath/2007/PartnerControls"/>
+    <ds:schemaRef ds:uri="http://schemas.openxmlformats.org/package/2006/metadata/core-properties"/>
+    <ds:schemaRef ds:uri="http://purl.org/dc/elements/1.1/"/>
+    <ds:schemaRef ds:uri="http://purl.org/dc/terms/"/>
+    <ds:schemaRef ds:uri="http://schemas.microsoft.com/internal/obd"/>
+  </ds:schemaRefs>
+</ds:datastoreItem>
+</file>
+
+<file path=customXml/itemProps3.xml><?xml version="1.0" encoding="utf-8"?>
 <ds:datastoreItem xmlns:ds="http://schemas.openxmlformats.org/officeDocument/2006/customXml" ds:itemID="{EAE431FD-7059-4C09-804B-C9D69EB7B213}">
   <ds:schemaRefs>
     <ds:schemaRef ds:uri="http://schemas.openxmlformats.org/officeDocument/2006/bibliography"/>
@@ -14387,25 +14464,10 @@
 </ds:datastoreItem>
 </file>
 
-<file path=customXml/itemProps2.xml><?xml version="1.0" encoding="utf-8"?>
+<file path=customXml/itemProps4.xml><?xml version="1.0" encoding="utf-8"?>
 <ds:datastoreItem xmlns:ds="http://schemas.openxmlformats.org/officeDocument/2006/customXml" ds:itemID="{10663269-2064-4804-8290-36D4A57F5557}">
   <ds:schemaRefs>
     <ds:schemaRef ds:uri="http://schemas.microsoft.com/sharepoint/v3/contenttype/forms"/>
   </ds:schemaRefs>
 </ds:datastoreItem>
-</file>
-
-<file path=customXml/itemProps3.xml><?xml version="1.0" encoding="utf-8"?>
-<ds:datastoreItem xmlns:ds="http://schemas.openxmlformats.org/officeDocument/2006/customXml" ds:itemID="{1279454D-02BE-4A9C-A117-DCD1573E2608}">
-  <ds:schemaRefs>
-    <ds:schemaRef ds:uri="http://schemas.microsoft.com/office/2006/metadata/properties"/>
-    <ds:schemaRef ds:uri="http://schemas.microsoft.com/office/infopath/2007/PartnerControls"/>
-    <ds:schemaRef ds:uri="b250f519-6473-4480-8c44-6ee3a3a530c3"/>
-    <ds:schemaRef ds:uri="d174a4fb-80c2-4523-8d89-375030acacbf"/>
-  </ds:schemaRefs>
-</ds:datastoreItem>
-</file>
-
-<file path=customXml/itemProps4.xml><?xml version="1.0" encoding="utf-8"?>
-<ds:datastoreItem xmlns:ds="http://schemas.openxmlformats.org/officeDocument/2006/customXml" ds:itemID="{AAEFF7DE-8C28-4B77-8092-77ADD4D65253}"/>
 </file>